--- a/static/files/10-MONTALE creuze di Liguria CAPRONI.docx
+++ b/static/files/10-MONTALE creuze di Liguria CAPRONI.docx
@@ -2770,7 +2770,7 @@
           <w:sz w:val="20"/>
           <w:szCs w:val="20"/>
         </w:rPr>
-        <w:t>mulattiere</w:t>
+        <w:t>strade secondarie di campagna che portano a ville.</w:t>
       </w:r>
     </w:p>
     <w:p>
@@ -3710,9 +3710,12 @@
   </w:compat>
   <w:rsids>
     <w:rsidRoot w:val="00587F71"/>
+    <w:rsid w:val="002F2208"/>
     <w:rsid w:val="00476B22"/>
     <w:rsid w:val="00507053"/>
     <w:rsid w:val="00587F71"/>
+    <w:rsid w:val="008D5557"/>
+    <w:rsid w:val="00B116EC"/>
   </w:rsids>
   <m:mathPr>
     <m:mathFont m:val="Cambria Math"/>
@@ -4167,10 +4170,6 @@
     <w:name w:val="6AED0F587093456F9AB9EABAAF152935"/>
     <w:rsid w:val="00587F71"/>
   </w:style>
-  <w:style w:type="paragraph" w:customStyle="1" w:styleId="469D6FFE4EC2415CBEF608355F4EAA81">
-    <w:name w:val="469D6FFE4EC2415CBEF608355F4EAA81"/>
-    <w:rsid w:val="00587F71"/>
-  </w:style>
 </w:styles>
 </file>
 
